--- a/content-src/docx/R TLS 2011 04 15 DFW Pale King.docx
+++ b/content-src/docx/R TLS 2011 04 15 DFW Pale King.docx
@@ -228,10 +228,16 @@
         <w:spacing w:before="240" w:after="240"/>
       </w:pPr>
       <w:r>
-        <w:t>“Cusk … was aware that other people did not suffer from phobic anxiety about attacks, which combined with the other terms ruminative obsession, hyperhydrosis</w:t>
-      </w:r>
-      <w:r>
-        <w:t xml:space="preserve"> and parasympathetic nervous symptom arousal loop in a self-diagnosis he had arrived at through scores of hours of covert research—he had even enrolled in psychology courses he had no interest in, in order to create a plausible cover for the research … and an awareness of his unique anxiety was one of twenty-two identified factors that could prime him for an attack, though not one of the really super-drive factors.”</w:t>
+        <w:t xml:space="preserve">&lt;quote&gt;</w:t>
+      </w:r>
+      <w:r>
+        <w:t xml:space="preserve">Cusk … was aware that other people did not suffer from phobic anxiety about attacks, which combined with the other terms ruminative obsession, hyperhydrosis</w:t>
+      </w:r>
+      <w:r>
+        <w:t xml:space="preserve"> and parasympathetic nervous symptom arousal loop in a self-diagnosis he had arrived at through scores of hours of covert research—he had even enrolled in psychology courses he had no interest in, in order to create a plausible cover for the research … and an awareness of his unique anxiety was one of twenty-two identified factors that could prime him for an attack, though not one of the really super-drive factors.</w:t>
+      </w:r>
+      <w:r>
+        <w:t xml:space="preserve">&lt;/quote&gt;</w:t>
       </w:r>
     </w:p>
     <w:p>
@@ -326,10 +332,25 @@
           <w:i/>
           <w:iCs/>
         </w:rPr>
-        <w:t>The Pale King</w:t>
-      </w:r>
-      <w:r>
-        <w:t xml:space="preserve"> that Wallace had not decided how that plot was to pan out, or how the characters would play their parts in it, or even what the characters’ personal destinies and motivations were to be. Some of Wallace’s suggestions to himself make the novel seem frankly banal, as he reduces his various themes to a set of crude dichotomies: “Machines vs. people at performing mindless jobs … Being individual vs. being part of larger things—paying taxes, being ‘lone gun’ in IRS vs. team player”. Yet what is here—albeit frag</w:t>
+        <w:t xml:space="preserve">The Pale King</w:t>
+      </w:r>
+      <w:r>
+        <w:t xml:space="preserve"> that Wallace had not decided how that plot was to pan out, or how the characters would play their parts in it, or even what the characters’ personal destinies and motivations were to be. Some of Wallace’s suggestions to himself make the novel seem frankly banal, as he reduces his various themes to a set of crude dichotomies: </w:t>
+      </w:r>
+      <w:r>
+        <w:t xml:space="preserve">&lt;quote&gt;</w:t>
+      </w:r>
+      <w:r>
+        <w:t xml:space="preserve">Machines vs. people at performing mindless jobs … Being individual vs. being part of larger things—paying taxes, being ‘lone gun’ in IRS vs. team player</w:t>
+      </w:r>
+      <w:r>
+        <w:t xml:space="preserve">.</w:t>
+      </w:r>
+      <w:r>
+        <w:t xml:space="preserve">&lt;/quote&gt;</w:t>
+      </w:r>
+      <w:r>
+        <w:t xml:space="preserve"> Yet what is here—albeit frag</w:t>
       </w:r>
       <w:r>
         <w:t xml:space="preserve">mented, inconsistent, repetitive, unpolished, borrowing too often from his earlier stories and novels—suggests that there was at least one good book to be drawn from the raw materials. Some of the stories in </w:t>
@@ -339,7 +360,7 @@
           <w:i/>
           <w:iCs/>
         </w:rPr>
-        <w:t>Oblivion</w:t>
+        <w:t xml:space="preserve">Oblivion</w:t>
       </w:r>
       <w:r>
         <w:t xml:space="preserve"> must have begun life as chapters before taking on lives of their own (for example, “The Soul is Not a Smithy”, which is here diluted and shared between two narrators).</w:t>

--- a/content-src/docx/R TLS 2011 04 15 DFW Pale King.docx
+++ b/content-src/docx/R TLS 2011 04 15 DFW Pale King.docx
@@ -338,16 +338,13 @@
         <w:t xml:space="preserve"> that Wallace had not decided how that plot was to pan out, or how the characters would play their parts in it, or even what the characters’ personal destinies and motivations were to be. Some of Wallace’s suggestions to himself make the novel seem frankly banal, as he reduces his various themes to a set of crude dichotomies: </w:t>
       </w:r>
       <w:r>
-        <w:t xml:space="preserve">&lt;quote&gt;</w:t>
+        <w:t xml:space="preserve">“</w:t>
       </w:r>
       <w:r>
         <w:t xml:space="preserve">Machines vs. people at performing mindless jobs … Being individual vs. being part of larger things—paying taxes, being ‘lone gun’ in IRS vs. team player</w:t>
       </w:r>
       <w:r>
-        <w:t xml:space="preserve">.</w:t>
-      </w:r>
-      <w:r>
-        <w:t xml:space="preserve">&lt;/quote&gt;</w:t>
+        <w:t xml:space="preserve">”.</w:t>
       </w:r>
       <w:r>
         <w:t xml:space="preserve"> Yet what is here—albeit frag</w:t>

--- a/content-src/docx/R TLS 2011 04 15 DFW Pale King.docx
+++ b/content-src/docx/R TLS 2011 04 15 DFW Pale King.docx
@@ -84,6 +84,11 @@
           <w:color w:val="121212"/>
         </w:rPr>
         <w:t>&lt;/details&gt;</w:t>
+      </w:r>
+    </w:p>
+    <w:p>
+      <w:r>
+        <w:t xml:space="preserve">&lt;category&gt;fiction&lt;/category&gt;</w:t>
       </w:r>
     </w:p>
     <w:p>
